--- a/backend/data/corpus/DOC-20240626-143.docx
+++ b/backend/data/corpus/DOC-20240626-143.docx
@@ -31,7 +31,7 @@
           <w:b/>
           <w:sz w:val="21"/>
         </w:rPr>
-        <w:t>HCP: Caleb Munson, MD, Cedar Ridge Medical Group, Springfield, IL (AR)</w:t>
+        <w:t>HCP: Fabian Brannigan, MD, Cedar Ridge Regional Epilepsy Program, Reno, NV (RSM)</w:t>
       </w:r>
     </w:p>
     <w:p>
@@ -46,7 +46,7 @@
         <w:rPr>
           <w:sz w:val="21"/>
         </w:rPr>
-        <w:t>Benefit checks is handled by one person here, which came up as general frustration.</w:t>
+        <w:t>A brief meeting in reading room, first one this quarter.</w:t>
       </w:r>
     </w:p>
     <w:p>
@@ -61,7 +61,7 @@
         <w:rPr>
           <w:sz w:val="21"/>
         </w:rPr>
-        <w:t>Referral patterns into this clinic have changed, and older half of panel is a bigger share than it was.</w:t>
+        <w:t>Spent some time on the refractory group and how workup decisions get sequenced.</w:t>
       </w:r>
     </w:p>
     <w:p>
@@ -76,7 +76,37 @@
         <w:rPr>
           <w:sz w:val="21"/>
         </w:rPr>
-        <w:t>Clinic throughput has stretched out since summer, which shapes how much time there is for anything else.</w:t>
+        <w:t>Mentioned a session summary from a colleague but did not raise any specific finding.</w:t>
+      </w:r>
+    </w:p>
+    <w:p>
+      <w:r>
+        <w:rPr>
+          <w:sz w:val="21"/>
+        </w:rPr>
+      </w:r>
+    </w:p>
+    <w:p>
+      <w:r>
+        <w:rPr>
+          <w:sz w:val="21"/>
+        </w:rPr>
+        <w:t>The new-pt backlog is slowly recovering since the summer, which shapes how much time there is for anything else.</w:t>
+      </w:r>
+    </w:p>
+    <w:p>
+      <w:r>
+        <w:rPr>
+          <w:sz w:val="21"/>
+        </w:rPr>
+      </w:r>
+    </w:p>
+    <w:p>
+      <w:r>
+        <w:rPr>
+          <w:sz w:val="21"/>
+        </w:rPr>
+        <w:t>Talked through older half of panel in general terms, without any specific case.</w:t>
       </w:r>
     </w:p>
     <w:sectPr>
